--- a/28_Mehanikai-nafas_Kursi.docx
+++ b/28_Mehanikai-nafas_Kursi.docx
@@ -15,7 +15,7 @@
           <w:i w:val="0"/>
           <w:sz w:val="26"/>
         </w:rPr>
-        <w:t>МУНДАРИҶАИ ҶУМҲУРИИ ТОҶИКИСТОН</w:t>
+        <w:t>ВАЗОРАТИ МАОРИФ ВА ИЛМИ ҶУМҲУРИИ ТОҶИКИСТОН</w:t>
       </w:r>
     </w:p>
     <w:p>
@@ -606,7 +606,7 @@
           <w:sz w:val="28"/>
         </w:rPr>
         <w:tab/>
-        <w:t>7</w:t>
+        <w:t>8</w:t>
       </w:r>
     </w:p>
     <w:p>
@@ -856,7 +856,7 @@
           <w:sz w:val="28"/>
         </w:rPr>
         <w:tab/>
-        <w:t>14</w:t>
+        <w:t>15</w:t>
       </w:r>
     </w:p>
     <w:p>
@@ -881,7 +881,7 @@
           <w:sz w:val="28"/>
         </w:rPr>
         <w:tab/>
-        <w:t>15</w:t>
+        <w:t>16</w:t>
       </w:r>
     </w:p>
     <w:p>
@@ -981,7 +981,7 @@
           <w:sz w:val="28"/>
         </w:rPr>
         <w:tab/>
-        <w:t>18</w:t>
+        <w:t>19</w:t>
       </w:r>
     </w:p>
     <w:p>
@@ -1256,7 +1256,7 @@
           <w:sz w:val="28"/>
         </w:rPr>
         <w:tab/>
-        <w:t>26</w:t>
+        <w:t>27</w:t>
       </w:r>
     </w:p>
     <w:p>
@@ -1406,7 +1406,7 @@
           <w:sz w:val="28"/>
         </w:rPr>
         <w:tab/>
-        <w:t>29</w:t>
+        <w:t>30</w:t>
       </w:r>
     </w:p>
     <w:p>
@@ -1431,7 +1431,7 @@
           <w:sz w:val="28"/>
         </w:rPr>
         <w:tab/>
-        <w:t>30</w:t>
+        <w:t>31</w:t>
       </w:r>
     </w:p>
     <w:p>
